--- a/Website/Design_Documents/Schema_Composition/User_Schema_Composition.docx
+++ b/Website/Design_Documents/Schema_Composition/User_Schema_Composition.docx
@@ -107,9 +107,11 @@
             <w:tcW w:w="2460" w:type="dxa"/>
           </w:tcPr>
           <w:p>
+            <w:proofErr w:type="spellStart"/>
             <w:r>
               <w:t>userRequestSchema</w:t>
             </w:r>
+            <w:proofErr w:type="spellEnd"/>
           </w:p>
         </w:tc>
         <w:tc>
@@ -117,14 +119,24 @@
             <w:tcW w:w="3405" w:type="dxa"/>
           </w:tcPr>
           <w:p>
-            <w:r>
-              <w:t>shippingAddressArrayStandardSchema.LENGTH(0),</w:t>
+            <w:proofErr w:type="spellStart"/>
+            <w:r>
+              <w:t>shippingAddressArrayStandardSchema.LENGTH</w:t>
+            </w:r>
+            <w:proofErr w:type="spellEnd"/>
+            <w:r>
+              <w:t>(0),</w:t>
             </w:r>
           </w:p>
           <w:p/>
           <w:p>
-            <w:r>
-              <w:t>cartItemArraySchema.LENGTH(0)</w:t>
+            <w:proofErr w:type="spellStart"/>
+            <w:r>
+              <w:t>cartItemArraySchema.LENGTH</w:t>
+            </w:r>
+            <w:proofErr w:type="spellEnd"/>
+            <w:r>
+              <w:t>(0)</w:t>
             </w:r>
           </w:p>
         </w:tc>
@@ -148,32 +160,90 @@
             </w:r>
           </w:p>
           <w:p>
-            <w:r>
-              <w:t xml:space="preserve">phone_number, </w:t>
-            </w:r>
-          </w:p>
-          <w:p>
-            <w:r>
-              <w:t xml:space="preserve">first_name, </w:t>
-            </w:r>
-          </w:p>
-          <w:p>
-            <w:r>
-              <w:t xml:space="preserve">last_name, </w:t>
-            </w:r>
-          </w:p>
-          <w:p>
-            <w:r>
-              <w:t xml:space="preserve">user_role, </w:t>
-            </w:r>
-          </w:p>
-          <w:p>
-            <w:r>
-              <w:t xml:space="preserve">upper_size_number, upper_size_letter, others_size_letter, email_comms_type, sms_comms, </w:t>
+            <w:proofErr w:type="spellStart"/>
+            <w:r>
+              <w:t>phone_number</w:t>
+            </w:r>
+            <w:proofErr w:type="spellEnd"/>
+            <w:r>
+              <w:t xml:space="preserve">, </w:t>
+            </w:r>
+          </w:p>
+          <w:p>
+            <w:proofErr w:type="spellStart"/>
+            <w:r>
+              <w:t>first_name</w:t>
+            </w:r>
+            <w:proofErr w:type="spellEnd"/>
+            <w:r>
+              <w:t xml:space="preserve">, </w:t>
+            </w:r>
+          </w:p>
+          <w:p>
+            <w:proofErr w:type="spellStart"/>
+            <w:r>
+              <w:t>last_name</w:t>
+            </w:r>
+            <w:proofErr w:type="spellEnd"/>
+            <w:r>
+              <w:t xml:space="preserve">, </w:t>
+            </w:r>
+          </w:p>
+          <w:p>
+            <w:proofErr w:type="spellStart"/>
+            <w:r>
+              <w:t>user_role</w:t>
+            </w:r>
+            <w:proofErr w:type="spellEnd"/>
+            <w:r>
+              <w:t xml:space="preserve">, </w:t>
+            </w:r>
+          </w:p>
+          <w:p>
+            <w:proofErr w:type="spellStart"/>
+            <w:r>
+              <w:t>upper_size_number</w:t>
+            </w:r>
+            <w:proofErr w:type="spellEnd"/>
+            <w:r>
+              <w:t xml:space="preserve">, </w:t>
+            </w:r>
+            <w:proofErr w:type="spellStart"/>
+            <w:r>
+              <w:t>upper_size_letter</w:t>
+            </w:r>
+            <w:proofErr w:type="spellEnd"/>
+            <w:r>
+              <w:t xml:space="preserve">, </w:t>
+            </w:r>
+            <w:proofErr w:type="spellStart"/>
+            <w:r>
+              <w:t>others_size_letter</w:t>
+            </w:r>
+            <w:proofErr w:type="spellEnd"/>
+            <w:r>
+              <w:t xml:space="preserve">, </w:t>
+            </w:r>
+            <w:proofErr w:type="spellStart"/>
+            <w:r>
+              <w:t>email_comms_type</w:t>
+            </w:r>
+            <w:proofErr w:type="spellEnd"/>
+            <w:r>
+              <w:t xml:space="preserve">, </w:t>
+            </w:r>
+            <w:proofErr w:type="spellStart"/>
+            <w:r>
+              <w:t>sms_comms</w:t>
+            </w:r>
+            <w:proofErr w:type="spellEnd"/>
+            <w:r>
+              <w:t xml:space="preserve">, </w:t>
             </w:r>
           </w:p>
           <w:p/>
           <w:p>
+            <w:proofErr w:type="spellStart"/>
             <w:r>
               <w:rPr>
                 <w:b/>
@@ -181,11 +251,14 @@
               </w:rPr>
               <w:t>ShippingAddresses</w:t>
             </w:r>
+            <w:proofErr w:type="spellEnd"/>
             <w:r>
               <w:t>: {}</w:t>
             </w:r>
           </w:p>
           <w:p>
+            <w:proofErr w:type="spellStart"/>
+            <w:proofErr w:type="gramStart"/>
             <w:r>
               <w:rPr>
                 <w:b/>
@@ -193,8 +266,13 @@
               </w:rPr>
               <w:t>CartItems</w:t>
             </w:r>
-            <w:r>
-              <w:t>:{}</w:t>
+            <w:proofErr w:type="spellEnd"/>
+            <w:r>
+              <w:t>:{</w:t>
+            </w:r>
+            <w:proofErr w:type="gramEnd"/>
+            <w:r>
+              <w:t>}</w:t>
             </w:r>
           </w:p>
           <w:p>
@@ -213,9 +291,11 @@
             <w:tcW w:w="2460" w:type="dxa"/>
           </w:tcPr>
           <w:p>
+            <w:proofErr w:type="spellStart"/>
             <w:r>
               <w:t>updateUserSchema</w:t>
             </w:r>
+            <w:proofErr w:type="spellEnd"/>
           </w:p>
         </w:tc>
         <w:tc>
@@ -238,34 +318,140 @@
             </w:r>
           </w:p>
           <w:p>
-            <w:r>
-              <w:t xml:space="preserve">email.OPTIONAL, </w:t>
-            </w:r>
-          </w:p>
-          <w:p>
-            <w:r>
-              <w:t xml:space="preserve">phone_number.OPTIONAL, </w:t>
-            </w:r>
-          </w:p>
-          <w:p>
-            <w:r>
-              <w:t>first_name.OPTIONAL,</w:t>
-            </w:r>
-          </w:p>
-          <w:p>
-            <w:r>
-              <w:t xml:space="preserve">last_name.OPTIONAL, </w:t>
-            </w:r>
-          </w:p>
-          <w:p>
-            <w:r>
-              <w:t xml:space="preserve">user_role.OPTIONAL, upper_size_number.OPTIONAL, upper_size_letter.OPTIONAL, others_size_letter.OPTIONAL, email_comms_type.OPTIONAL, </w:t>
-            </w:r>
-          </w:p>
-          <w:p>
-            <w:r>
-              <w:t>sms_comms.OPTIONAL</w:t>
-            </w:r>
+            <w:proofErr w:type="spellStart"/>
+            <w:proofErr w:type="gramStart"/>
+            <w:r>
+              <w:t>email.OPTIONAL</w:t>
+            </w:r>
+            <w:proofErr w:type="spellEnd"/>
+            <w:proofErr w:type="gramEnd"/>
+            <w:r>
+              <w:t xml:space="preserve">, </w:t>
+            </w:r>
+          </w:p>
+          <w:p>
+            <w:proofErr w:type="spellStart"/>
+            <w:r>
+              <w:t>phone_</w:t>
+            </w:r>
+            <w:proofErr w:type="gramStart"/>
+            <w:r>
+              <w:t>number.OPTIONAL</w:t>
+            </w:r>
+            <w:proofErr w:type="spellEnd"/>
+            <w:proofErr w:type="gramEnd"/>
+            <w:r>
+              <w:t xml:space="preserve">, </w:t>
+            </w:r>
+          </w:p>
+          <w:p>
+            <w:proofErr w:type="spellStart"/>
+            <w:r>
+              <w:t>first_</w:t>
+            </w:r>
+            <w:proofErr w:type="gramStart"/>
+            <w:r>
+              <w:t>name.OPTIONAL</w:t>
+            </w:r>
+            <w:proofErr w:type="spellEnd"/>
+            <w:proofErr w:type="gramEnd"/>
+            <w:r>
+              <w:t>,</w:t>
+            </w:r>
+          </w:p>
+          <w:p>
+            <w:proofErr w:type="spellStart"/>
+            <w:r>
+              <w:t>last_</w:t>
+            </w:r>
+            <w:proofErr w:type="gramStart"/>
+            <w:r>
+              <w:t>name.OPTIONAL</w:t>
+            </w:r>
+            <w:proofErr w:type="spellEnd"/>
+            <w:proofErr w:type="gramEnd"/>
+            <w:r>
+              <w:t xml:space="preserve">, </w:t>
+            </w:r>
+          </w:p>
+          <w:p>
+            <w:proofErr w:type="spellStart"/>
+            <w:r>
+              <w:t>user_</w:t>
+            </w:r>
+            <w:proofErr w:type="gramStart"/>
+            <w:r>
+              <w:t>role.OPTIONAL</w:t>
+            </w:r>
+            <w:proofErr w:type="spellEnd"/>
+            <w:proofErr w:type="gramEnd"/>
+            <w:r>
+              <w:t xml:space="preserve">, </w:t>
+            </w:r>
+            <w:proofErr w:type="spellStart"/>
+            <w:r>
+              <w:t>upper_size_</w:t>
+            </w:r>
+            <w:proofErr w:type="gramStart"/>
+            <w:r>
+              <w:t>number.OPTIONAL</w:t>
+            </w:r>
+            <w:proofErr w:type="spellEnd"/>
+            <w:proofErr w:type="gramEnd"/>
+            <w:r>
+              <w:t xml:space="preserve">, </w:t>
+            </w:r>
+            <w:proofErr w:type="spellStart"/>
+            <w:r>
+              <w:t>upper_size_</w:t>
+            </w:r>
+            <w:proofErr w:type="gramStart"/>
+            <w:r>
+              <w:t>letter.OPTIONAL</w:t>
+            </w:r>
+            <w:proofErr w:type="spellEnd"/>
+            <w:proofErr w:type="gramEnd"/>
+            <w:r>
+              <w:t xml:space="preserve">, </w:t>
+            </w:r>
+            <w:proofErr w:type="spellStart"/>
+            <w:r>
+              <w:t>others_size_</w:t>
+            </w:r>
+            <w:proofErr w:type="gramStart"/>
+            <w:r>
+              <w:t>letter.OPTIONAL</w:t>
+            </w:r>
+            <w:proofErr w:type="spellEnd"/>
+            <w:proofErr w:type="gramEnd"/>
+            <w:r>
+              <w:t xml:space="preserve">, </w:t>
+            </w:r>
+            <w:proofErr w:type="spellStart"/>
+            <w:r>
+              <w:t>email_comms_</w:t>
+            </w:r>
+            <w:proofErr w:type="gramStart"/>
+            <w:r>
+              <w:t>type.OPTIONAL</w:t>
+            </w:r>
+            <w:proofErr w:type="spellEnd"/>
+            <w:proofErr w:type="gramEnd"/>
+            <w:r>
+              <w:t xml:space="preserve">, </w:t>
+            </w:r>
+          </w:p>
+          <w:p>
+            <w:proofErr w:type="spellStart"/>
+            <w:r>
+              <w:t>sms_</w:t>
+            </w:r>
+            <w:proofErr w:type="gramStart"/>
+            <w:r>
+              <w:t>comms.OPTIONAL</w:t>
+            </w:r>
+            <w:proofErr w:type="spellEnd"/>
+            <w:proofErr w:type="gramEnd"/>
           </w:p>
           <w:p>
             <w:r>
@@ -284,9 +470,11 @@
             <w:tcW w:w="2460" w:type="dxa"/>
           </w:tcPr>
           <w:p>
+            <w:proofErr w:type="spellStart"/>
             <w:r>
               <w:t>updateUserPasswordSchema</w:t>
             </w:r>
+            <w:proofErr w:type="spellEnd"/>
           </w:p>
         </w:tc>
         <w:tc>
@@ -309,8 +497,13 @@
             </w:r>
           </w:p>
           <w:p>
-            <w:r>
-              <w:t>user_id,</w:t>
+            <w:proofErr w:type="spellStart"/>
+            <w:r>
+              <w:t>user_id</w:t>
+            </w:r>
+            <w:proofErr w:type="spellEnd"/>
+            <w:r>
+              <w:t>,</w:t>
             </w:r>
           </w:p>
           <w:p>
@@ -334,10 +527,12 @@
             <w:tcW w:w="2460" w:type="dxa"/>
           </w:tcPr>
           <w:p>
+            <w:proofErr w:type="spellStart"/>
             <w:r>
               <w:lastRenderedPageBreak/>
-              <w:t>userResponseGenericSchema</w:t>
-            </w:r>
+              <w:t>userResponseSchema</w:t>
+            </w:r>
+            <w:proofErr w:type="spellEnd"/>
           </w:p>
         </w:tc>
         <w:tc>
@@ -345,14 +540,41 @@
             <w:tcW w:w="3405" w:type="dxa"/>
           </w:tcPr>
           <w:p>
-            <w:r>
-              <w:t xml:space="preserve">objectIdSchema, shippingAddressArrayStandardSchema, </w:t>
-            </w:r>
-          </w:p>
-          <w:p>
-            <w:r>
-              <w:t>cartItemArrayResponseSchema</w:t>
-            </w:r>
+            <w:proofErr w:type="spellStart"/>
+            <w:r>
+              <w:t>objectIdSchema</w:t>
+            </w:r>
+            <w:proofErr w:type="spellEnd"/>
+            <w:r>
+              <w:t xml:space="preserve">, </w:t>
+            </w:r>
+            <w:proofErr w:type="spellStart"/>
+            <w:r>
+              <w:t>shippingAddressArray</w:t>
+            </w:r>
+            <w:r>
+              <w:t>Zero</w:t>
+            </w:r>
+            <w:r>
+              <w:t>Schema</w:t>
+            </w:r>
+            <w:proofErr w:type="spellEnd"/>
+            <w:r>
+              <w:t xml:space="preserve">, </w:t>
+            </w:r>
+          </w:p>
+          <w:p>
+            <w:proofErr w:type="spellStart"/>
+            <w:r>
+              <w:t>cartItemArray</w:t>
+            </w:r>
+            <w:r>
+              <w:t>Zero</w:t>
+            </w:r>
+            <w:r>
+              <w:t>Schema</w:t>
+            </w:r>
+            <w:proofErr w:type="spellEnd"/>
           </w:p>
         </w:tc>
         <w:tc>
@@ -377,18 +599,33 @@
             </w:r>
           </w:p>
           <w:p>
-            <w:r>
-              <w:t>user_id,</w:t>
-            </w:r>
-          </w:p>
-          <w:p>
-            <w:r>
-              <w:t>docType,</w:t>
-            </w:r>
-          </w:p>
-          <w:p>
-            <w:r>
-              <w:t>date_created_at,</w:t>
+            <w:proofErr w:type="spellStart"/>
+            <w:r>
+              <w:t>user_id</w:t>
+            </w:r>
+            <w:proofErr w:type="spellEnd"/>
+            <w:r>
+              <w:t>,</w:t>
+            </w:r>
+          </w:p>
+          <w:p>
+            <w:proofErr w:type="spellStart"/>
+            <w:r>
+              <w:t>docType</w:t>
+            </w:r>
+            <w:proofErr w:type="spellEnd"/>
+            <w:r>
+              <w:t>,</w:t>
+            </w:r>
+          </w:p>
+          <w:p>
+            <w:proofErr w:type="spellStart"/>
+            <w:r>
+              <w:t>date_created_at</w:t>
+            </w:r>
+            <w:proofErr w:type="spellEnd"/>
+            <w:r>
+              <w:t>,</w:t>
             </w:r>
           </w:p>
           <w:p>
@@ -402,32 +639,90 @@
             </w:r>
           </w:p>
           <w:p>
-            <w:r>
-              <w:t xml:space="preserve">phone_number, </w:t>
-            </w:r>
-          </w:p>
-          <w:p>
-            <w:r>
-              <w:t xml:space="preserve">first_name, </w:t>
-            </w:r>
-          </w:p>
-          <w:p>
-            <w:r>
-              <w:t xml:space="preserve">last_name, </w:t>
-            </w:r>
-          </w:p>
-          <w:p>
-            <w:r>
-              <w:t xml:space="preserve">user_role, </w:t>
-            </w:r>
-          </w:p>
-          <w:p>
-            <w:r>
-              <w:t xml:space="preserve">upper_size_number, upper_size_letter, others_size_letter, email_comms_type, sms_comms, </w:t>
+            <w:proofErr w:type="spellStart"/>
+            <w:r>
+              <w:t>phone_number</w:t>
+            </w:r>
+            <w:proofErr w:type="spellEnd"/>
+            <w:r>
+              <w:t xml:space="preserve">, </w:t>
+            </w:r>
+          </w:p>
+          <w:p>
+            <w:proofErr w:type="spellStart"/>
+            <w:r>
+              <w:t>first_name</w:t>
+            </w:r>
+            <w:proofErr w:type="spellEnd"/>
+            <w:r>
+              <w:t xml:space="preserve">, </w:t>
+            </w:r>
+          </w:p>
+          <w:p>
+            <w:proofErr w:type="spellStart"/>
+            <w:r>
+              <w:t>last_name</w:t>
+            </w:r>
+            <w:proofErr w:type="spellEnd"/>
+            <w:r>
+              <w:t xml:space="preserve">, </w:t>
+            </w:r>
+          </w:p>
+          <w:p>
+            <w:proofErr w:type="spellStart"/>
+            <w:r>
+              <w:t>user_role</w:t>
+            </w:r>
+            <w:proofErr w:type="spellEnd"/>
+            <w:r>
+              <w:t xml:space="preserve">, </w:t>
+            </w:r>
+          </w:p>
+          <w:p>
+            <w:proofErr w:type="spellStart"/>
+            <w:r>
+              <w:t>upper_size_number</w:t>
+            </w:r>
+            <w:proofErr w:type="spellEnd"/>
+            <w:r>
+              <w:t xml:space="preserve">, </w:t>
+            </w:r>
+            <w:proofErr w:type="spellStart"/>
+            <w:r>
+              <w:t>upper_size_letter</w:t>
+            </w:r>
+            <w:proofErr w:type="spellEnd"/>
+            <w:r>
+              <w:t xml:space="preserve">, </w:t>
+            </w:r>
+            <w:proofErr w:type="spellStart"/>
+            <w:r>
+              <w:t>others_size_letter</w:t>
+            </w:r>
+            <w:proofErr w:type="spellEnd"/>
+            <w:r>
+              <w:t xml:space="preserve">, </w:t>
+            </w:r>
+            <w:proofErr w:type="spellStart"/>
+            <w:r>
+              <w:t>email_comms_type</w:t>
+            </w:r>
+            <w:proofErr w:type="spellEnd"/>
+            <w:r>
+              <w:t xml:space="preserve">, </w:t>
+            </w:r>
+            <w:proofErr w:type="spellStart"/>
+            <w:r>
+              <w:t>sms_comms</w:t>
+            </w:r>
+            <w:proofErr w:type="spellEnd"/>
+            <w:r>
+              <w:t xml:space="preserve">, </w:t>
             </w:r>
           </w:p>
           <w:p/>
           <w:p>
+            <w:proofErr w:type="spellStart"/>
             <w:r>
               <w:rPr>
                 <w:b/>
@@ -435,35 +730,39 @@
               </w:rPr>
               <w:t>ShippingAddresses</w:t>
             </w:r>
+            <w:proofErr w:type="spellEnd"/>
             <w:r>
               <w:t>: {</w:t>
             </w:r>
           </w:p>
           <w:p>
-            <w:r>
-              <w:rPr>
-                <w:b/>
-                <w:bCs/>
-              </w:rPr>
-              <w:t>_id</w:t>
-            </w:r>
-            <w:r>
-              <w:t>,</w:t>
-            </w:r>
-          </w:p>
-          <w:p>
-            <w:r>
-              <w:t>shipping_address_id,</w:t>
-            </w:r>
-          </w:p>
-          <w:p>
-            <w:r>
-              <w:t>address_type_id,</w:t>
-            </w:r>
-          </w:p>
-          <w:p>
-            <w:r>
-              <w:t>company_name,</w:t>
+            <w:proofErr w:type="spellStart"/>
+            <w:r>
+              <w:t>shipping_address_id</w:t>
+            </w:r>
+            <w:proofErr w:type="spellEnd"/>
+            <w:r>
+              <w:t>,</w:t>
+            </w:r>
+          </w:p>
+          <w:p>
+            <w:proofErr w:type="spellStart"/>
+            <w:r>
+              <w:t>address_type_id</w:t>
+            </w:r>
+            <w:proofErr w:type="spellEnd"/>
+            <w:r>
+              <w:t>,</w:t>
+            </w:r>
+          </w:p>
+          <w:p>
+            <w:proofErr w:type="spellStart"/>
+            <w:r>
+              <w:t>company_name</w:t>
+            </w:r>
+            <w:proofErr w:type="spellEnd"/>
+            <w:r>
+              <w:t>,</w:t>
             </w:r>
           </w:p>
           <w:p>
@@ -482,8 +781,13 @@
             </w:r>
           </w:p>
           <w:p>
-            <w:r>
-              <w:t>administrative_division,</w:t>
+            <w:proofErr w:type="spellStart"/>
+            <w:r>
+              <w:t>administrative_division</w:t>
+            </w:r>
+            <w:proofErr w:type="spellEnd"/>
+            <w:r>
+              <w:t>,</w:t>
             </w:r>
           </w:p>
           <w:p>
@@ -492,14 +796,21 @@
             </w:r>
           </w:p>
           <w:p>
-            <w:r>
-              <w:t>postal_area,</w:t>
-            </w:r>
-          </w:p>
-          <w:p>
+            <w:proofErr w:type="spellStart"/>
+            <w:r>
+              <w:t>postal_area</w:t>
+            </w:r>
+            <w:proofErr w:type="spellEnd"/>
+            <w:r>
+              <w:t>,</w:t>
+            </w:r>
+          </w:p>
+          <w:p>
+            <w:proofErr w:type="spellStart"/>
             <w:r>
               <w:t>phone_number</w:t>
             </w:r>
+            <w:proofErr w:type="spellEnd"/>
           </w:p>
           <w:p>
             <w:r>
@@ -508,6 +819,7 @@
           </w:p>
           <w:p/>
           <w:p>
+            <w:proofErr w:type="spellStart"/>
             <w:r>
               <w:rPr>
                 <w:b/>
@@ -515,43 +827,81 @@
               </w:rPr>
               <w:t>CartItems</w:t>
             </w:r>
+            <w:proofErr w:type="spellEnd"/>
             <w:r>
               <w:t>: {</w:t>
             </w:r>
           </w:p>
           <w:p>
-            <w:r>
-              <w:t>cart_item_id,</w:t>
-            </w:r>
-          </w:p>
-          <w:p>
-            <w:r>
-              <w:t>product_id,</w:t>
-            </w:r>
-          </w:p>
-          <w:p>
-            <w:r>
-              <w:t>sku,</w:t>
-            </w:r>
-          </w:p>
-          <w:p>
-            <w:r>
-              <w:t>cart_item_name,</w:t>
-            </w:r>
-          </w:p>
-          <w:p>
-            <w:r>
-              <w:t>cart_item_price,</w:t>
-            </w:r>
-          </w:p>
-          <w:p>
-            <w:r>
-              <w:t>cart_item_image_uri,</w:t>
-            </w:r>
-          </w:p>
-          <w:p>
-            <w:r>
-              <w:t>cart_item_quantity,</w:t>
+            <w:proofErr w:type="spellStart"/>
+            <w:r>
+              <w:t>cart_item_id</w:t>
+            </w:r>
+            <w:proofErr w:type="spellEnd"/>
+            <w:r>
+              <w:t>,</w:t>
+            </w:r>
+          </w:p>
+          <w:p>
+            <w:proofErr w:type="spellStart"/>
+            <w:r>
+              <w:t>product_id</w:t>
+            </w:r>
+            <w:proofErr w:type="spellEnd"/>
+            <w:r>
+              <w:t>,</w:t>
+            </w:r>
+          </w:p>
+          <w:p>
+            <w:proofErr w:type="spellStart"/>
+            <w:r>
+              <w:t>sku</w:t>
+            </w:r>
+            <w:proofErr w:type="spellEnd"/>
+            <w:r>
+              <w:t>,</w:t>
+            </w:r>
+          </w:p>
+          <w:p>
+            <w:proofErr w:type="spellStart"/>
+            <w:r>
+              <w:t>cart_item_name</w:t>
+            </w:r>
+            <w:proofErr w:type="spellEnd"/>
+            <w:r>
+              <w:t>,</w:t>
+            </w:r>
+          </w:p>
+          <w:p>
+            <w:proofErr w:type="spellStart"/>
+            <w:r>
+              <w:t>cart_item_price</w:t>
+            </w:r>
+            <w:proofErr w:type="spellEnd"/>
+            <w:r>
+              <w:t>,</w:t>
+            </w:r>
+          </w:p>
+          <w:p>
+            <w:proofErr w:type="spellStart"/>
+            <w:r>
+              <w:t>cart_item_image_uri</w:t>
+            </w:r>
+            <w:proofErr w:type="spellEnd"/>
+            <w:r>
+              <w:t>,</w:t>
+            </w:r>
+          </w:p>
+          <w:p>
+            <w:proofErr w:type="spellStart"/>
+            <w:r>
+              <w:t>cart_item_quantity</w:t>
+            </w:r>
+            <w:proofErr w:type="spellEnd"/>
+          </w:p>
+          <w:p>
+            <w:r>
+              <w:t>},</w:t>
             </w:r>
           </w:p>
           <w:p>
@@ -566,21 +916,503 @@
                 <w:b/>
                 <w:bCs/>
               </w:rPr>
-              <w:t>_id</w:t>
-            </w:r>
-          </w:p>
-          <w:p>
-            <w:r>
-              <w:t>},</w:t>
-            </w:r>
-          </w:p>
-          <w:p>
-            <w:pPr>
+              <w:t>__v</w:t>
+            </w:r>
+          </w:p>
+          <w:p>
+            <w:r>
+              <w:t>}</w:t>
+            </w:r>
+          </w:p>
+        </w:tc>
+      </w:tr>
+      <w:tr>
+        <w:trPr>
+          <w:trHeight w:val="285"/>
+        </w:trPr>
+        <w:tc>
+          <w:tcPr>
+            <w:tcW w:w="2460" w:type="dxa"/>
+          </w:tcPr>
+          <w:p>
+            <w:proofErr w:type="spellStart"/>
+            <w:r>
+              <w:t>getUserByIdSchema</w:t>
+            </w:r>
+            <w:proofErr w:type="spellEnd"/>
+          </w:p>
+        </w:tc>
+        <w:tc>
+          <w:tcPr>
+            <w:tcW w:w="3405" w:type="dxa"/>
+          </w:tcPr>
+          <w:p>
+            <w:r>
+              <w:t>NONE</w:t>
+            </w:r>
+          </w:p>
+        </w:tc>
+        <w:tc>
+          <w:tcPr>
+            <w:tcW w:w="3045" w:type="dxa"/>
+          </w:tcPr>
+          <w:p>
+            <w:r>
+              <w:t>{</w:t>
+            </w:r>
+          </w:p>
+          <w:p>
+            <w:proofErr w:type="spellStart"/>
+            <w:r>
+              <w:t>user_id</w:t>
+            </w:r>
+            <w:proofErr w:type="spellEnd"/>
+          </w:p>
+          <w:p>
+            <w:r>
+              <w:t>}</w:t>
+            </w:r>
+          </w:p>
+        </w:tc>
+      </w:tr>
+      <w:tr>
+        <w:trPr>
+          <w:trHeight w:val="285"/>
+        </w:trPr>
+        <w:tc>
+          <w:tcPr>
+            <w:tcW w:w="2460" w:type="dxa"/>
+          </w:tcPr>
+          <w:p>
+            <w:proofErr w:type="spellStart"/>
+            <w:r>
+              <w:t>getUsersByNameSchema</w:t>
+            </w:r>
+            <w:proofErr w:type="spellEnd"/>
+          </w:p>
+        </w:tc>
+        <w:tc>
+          <w:tcPr>
+            <w:tcW w:w="3405" w:type="dxa"/>
+          </w:tcPr>
+          <w:p>
+            <w:r>
+              <w:t>NONE</w:t>
+            </w:r>
+          </w:p>
+        </w:tc>
+        <w:tc>
+          <w:tcPr>
+            <w:tcW w:w="3045" w:type="dxa"/>
+          </w:tcPr>
+          <w:p>
+            <w:r>
+              <w:t>{</w:t>
+            </w:r>
+          </w:p>
+          <w:p>
+            <w:proofErr w:type="spellStart"/>
+            <w:r>
+              <w:t>first_name</w:t>
+            </w:r>
+            <w:proofErr w:type="spellEnd"/>
+            <w:r>
+              <w:t>,</w:t>
+            </w:r>
+          </w:p>
+          <w:p>
+            <w:proofErr w:type="spellStart"/>
+            <w:r>
+              <w:t>last_name</w:t>
+            </w:r>
+            <w:proofErr w:type="spellEnd"/>
+          </w:p>
+          <w:p>
+            <w:r>
+              <w:t>}</w:t>
+            </w:r>
+          </w:p>
+        </w:tc>
+      </w:tr>
+      <w:tr>
+        <w:trPr>
+          <w:trHeight w:val="13677"/>
+        </w:trPr>
+        <w:tc>
+          <w:tcPr>
+            <w:tcW w:w="2460" w:type="dxa"/>
+          </w:tcPr>
+          <w:p>
+            <w:proofErr w:type="spellStart"/>
+            <w:r>
+              <w:lastRenderedPageBreak/>
+              <w:t>registerUserResponseSchema</w:t>
+            </w:r>
+            <w:proofErr w:type="spellEnd"/>
+          </w:p>
+        </w:tc>
+        <w:tc>
+          <w:tcPr>
+            <w:tcW w:w="3405" w:type="dxa"/>
+          </w:tcPr>
+          <w:p>
+            <w:proofErr w:type="spellStart"/>
+            <w:r>
+              <w:t>shippingAddressArrayStandardSchema</w:t>
+            </w:r>
+            <w:proofErr w:type="spellEnd"/>
+            <w:r>
+              <w:t xml:space="preserve">, </w:t>
+            </w:r>
+          </w:p>
+          <w:p>
+            <w:proofErr w:type="spellStart"/>
+            <w:r>
+              <w:t>cartItemResponseArraySchema</w:t>
+            </w:r>
+            <w:proofErr w:type="spellEnd"/>
+            <w:r>
+              <w:t>,</w:t>
+            </w:r>
+          </w:p>
+          <w:p>
+            <w:proofErr w:type="spellStart"/>
+            <w:r>
+              <w:t>objectIdSchema</w:t>
+            </w:r>
+            <w:proofErr w:type="spellEnd"/>
+          </w:p>
+        </w:tc>
+        <w:tc>
+          <w:tcPr>
+            <w:tcW w:w="3045" w:type="dxa"/>
+          </w:tcPr>
+          <w:p>
+            <w:r>
+              <w:t>{</w:t>
+            </w:r>
+          </w:p>
+          <w:p>
+            <w:proofErr w:type="spellStart"/>
+            <w:r>
+              <w:t>user_id</w:t>
+            </w:r>
+            <w:proofErr w:type="spellEnd"/>
+            <w:r>
+              <w:t>,</w:t>
+            </w:r>
+          </w:p>
+          <w:p>
+            <w:proofErr w:type="spellStart"/>
+            <w:r>
+              <w:t>docType</w:t>
+            </w:r>
+            <w:proofErr w:type="spellEnd"/>
+            <w:r>
+              <w:t>,</w:t>
+            </w:r>
+          </w:p>
+          <w:p>
+            <w:proofErr w:type="spellStart"/>
+            <w:r>
+              <w:t>date_created_at</w:t>
+            </w:r>
+            <w:proofErr w:type="spellEnd"/>
+            <w:r>
+              <w:t>,</w:t>
+            </w:r>
+          </w:p>
+          <w:p>
+            <w:r>
+              <w:t xml:space="preserve">email, </w:t>
+            </w:r>
+          </w:p>
+          <w:p>
+            <w:r>
+              <w:t xml:space="preserve">password, </w:t>
+            </w:r>
+          </w:p>
+          <w:p>
+            <w:proofErr w:type="spellStart"/>
+            <w:r>
+              <w:t>phone_number</w:t>
+            </w:r>
+            <w:proofErr w:type="spellEnd"/>
+            <w:r>
+              <w:t xml:space="preserve">, </w:t>
+            </w:r>
+          </w:p>
+          <w:p>
+            <w:proofErr w:type="spellStart"/>
+            <w:r>
+              <w:t>first_name</w:t>
+            </w:r>
+            <w:proofErr w:type="spellEnd"/>
+            <w:r>
+              <w:t xml:space="preserve">, </w:t>
+            </w:r>
+          </w:p>
+          <w:p>
+            <w:proofErr w:type="spellStart"/>
+            <w:r>
+              <w:t>last_name</w:t>
+            </w:r>
+            <w:proofErr w:type="spellEnd"/>
+            <w:r>
+              <w:t xml:space="preserve">, </w:t>
+            </w:r>
+          </w:p>
+          <w:p>
+            <w:proofErr w:type="spellStart"/>
+            <w:r>
+              <w:t>user_role</w:t>
+            </w:r>
+            <w:proofErr w:type="spellEnd"/>
+            <w:r>
+              <w:t xml:space="preserve">, </w:t>
+            </w:r>
+          </w:p>
+          <w:p>
+            <w:proofErr w:type="spellStart"/>
+            <w:r>
+              <w:t>upper_size_number</w:t>
+            </w:r>
+            <w:proofErr w:type="spellEnd"/>
+            <w:r>
+              <w:t xml:space="preserve">, </w:t>
+            </w:r>
+            <w:proofErr w:type="spellStart"/>
+            <w:r>
+              <w:t>upper_size_letter</w:t>
+            </w:r>
+            <w:proofErr w:type="spellEnd"/>
+            <w:r>
+              <w:t xml:space="preserve">, </w:t>
+            </w:r>
+            <w:proofErr w:type="spellStart"/>
+            <w:r>
+              <w:t>others_size_letter</w:t>
+            </w:r>
+            <w:proofErr w:type="spellEnd"/>
+            <w:r>
+              <w:t xml:space="preserve">, </w:t>
+            </w:r>
+            <w:proofErr w:type="spellStart"/>
+            <w:r>
+              <w:t>email_comms_type</w:t>
+            </w:r>
+            <w:proofErr w:type="spellEnd"/>
+            <w:r>
+              <w:t xml:space="preserve">, </w:t>
+            </w:r>
+          </w:p>
+          <w:p>
+            <w:proofErr w:type="spellStart"/>
+            <w:r>
+              <w:t>sms_comms</w:t>
+            </w:r>
+            <w:proofErr w:type="spellEnd"/>
+            <w:r>
+              <w:t>,</w:t>
+            </w:r>
+          </w:p>
+          <w:p/>
+          <w:p>
+            <w:proofErr w:type="spellStart"/>
+            <w:r>
               <w:rPr>
                 <w:b/>
                 <w:bCs/>
               </w:rPr>
-            </w:pPr>
+              <w:t>ShippingAddresses</w:t>
+            </w:r>
+            <w:proofErr w:type="spellEnd"/>
+            <w:r>
+              <w:t>: {</w:t>
+            </w:r>
+          </w:p>
+          <w:p>
+            <w:proofErr w:type="spellStart"/>
+            <w:r>
+              <w:t>shipping_address_id</w:t>
+            </w:r>
+            <w:proofErr w:type="spellEnd"/>
+            <w:r>
+              <w:t>,</w:t>
+            </w:r>
+          </w:p>
+          <w:p>
+            <w:proofErr w:type="spellStart"/>
+            <w:r>
+              <w:t>address_type_id</w:t>
+            </w:r>
+            <w:proofErr w:type="spellEnd"/>
+            <w:r>
+              <w:t>,</w:t>
+            </w:r>
+          </w:p>
+          <w:p>
+            <w:proofErr w:type="spellStart"/>
+            <w:r>
+              <w:t>company_name</w:t>
+            </w:r>
+            <w:proofErr w:type="spellEnd"/>
+            <w:r>
+              <w:t>,</w:t>
+            </w:r>
+          </w:p>
+          <w:p>
+            <w:r>
+              <w:t>address,</w:t>
+            </w:r>
+          </w:p>
+          <w:p>
+            <w:r>
+              <w:t>apartment,</w:t>
+            </w:r>
+          </w:p>
+          <w:p>
+            <w:r>
+              <w:t>city,</w:t>
+            </w:r>
+          </w:p>
+          <w:p>
+            <w:proofErr w:type="spellStart"/>
+            <w:r>
+              <w:t>administrative_division</w:t>
+            </w:r>
+            <w:proofErr w:type="spellEnd"/>
+            <w:r>
+              <w:t>,</w:t>
+            </w:r>
+          </w:p>
+          <w:p>
+            <w:r>
+              <w:t>country,</w:t>
+            </w:r>
+          </w:p>
+          <w:p>
+            <w:proofErr w:type="spellStart"/>
+            <w:r>
+              <w:t>postal_area</w:t>
+            </w:r>
+            <w:proofErr w:type="spellEnd"/>
+            <w:r>
+              <w:t>,</w:t>
+            </w:r>
+          </w:p>
+          <w:p>
+            <w:proofErr w:type="spellStart"/>
+            <w:r>
+              <w:t>phone_number</w:t>
+            </w:r>
+            <w:proofErr w:type="spellEnd"/>
+          </w:p>
+          <w:p>
+            <w:r>
+              <w:t>},</w:t>
+            </w:r>
+          </w:p>
+          <w:p/>
+          <w:p>
+            <w:proofErr w:type="spellStart"/>
+            <w:r>
+              <w:rPr>
+                <w:b/>
+                <w:bCs/>
+              </w:rPr>
+              <w:t>CartItems</w:t>
+            </w:r>
+            <w:proofErr w:type="spellEnd"/>
+            <w:r>
+              <w:t>: {</w:t>
+            </w:r>
+          </w:p>
+          <w:p>
+            <w:proofErr w:type="spellStart"/>
+            <w:r>
+              <w:t>cart_item_id</w:t>
+            </w:r>
+            <w:proofErr w:type="spellEnd"/>
+            <w:r>
+              <w:t>,</w:t>
+            </w:r>
+          </w:p>
+          <w:p>
+            <w:proofErr w:type="spellStart"/>
+            <w:r>
+              <w:t>product_id</w:t>
+            </w:r>
+            <w:proofErr w:type="spellEnd"/>
+            <w:r>
+              <w:t>,</w:t>
+            </w:r>
+          </w:p>
+          <w:p>
+            <w:proofErr w:type="spellStart"/>
+            <w:r>
+              <w:t>sku</w:t>
+            </w:r>
+            <w:proofErr w:type="spellEnd"/>
+            <w:r>
+              <w:t>,</w:t>
+            </w:r>
+          </w:p>
+          <w:p>
+            <w:proofErr w:type="spellStart"/>
+            <w:r>
+              <w:t>cart_item_name</w:t>
+            </w:r>
+            <w:proofErr w:type="spellEnd"/>
+            <w:r>
+              <w:t>,</w:t>
+            </w:r>
+          </w:p>
+          <w:p>
+            <w:proofErr w:type="spellStart"/>
+            <w:r>
+              <w:t>cart_item_price</w:t>
+            </w:r>
+            <w:proofErr w:type="spellEnd"/>
+            <w:r>
+              <w:t>,</w:t>
+            </w:r>
+          </w:p>
+          <w:p>
+            <w:proofErr w:type="spellStart"/>
+            <w:r>
+              <w:t>cart_item_image_uri</w:t>
+            </w:r>
+            <w:proofErr w:type="spellEnd"/>
+            <w:r>
+              <w:t>,</w:t>
+            </w:r>
+          </w:p>
+          <w:p>
+            <w:proofErr w:type="spellStart"/>
+            <w:r>
+              <w:t>cart_item_quantity</w:t>
+            </w:r>
+            <w:proofErr w:type="spellEnd"/>
+          </w:p>
+          <w:p>
+            <w:r>
+              <w:t>},</w:t>
+            </w:r>
+          </w:p>
+          <w:p>
+            <w:r>
+              <w:rPr>
+                <w:b/>
+                <w:bCs/>
+              </w:rPr>
+              <w:t>_id</w:t>
+            </w:r>
+            <w:r>
+              <w:t>,</w:t>
+            </w:r>
+          </w:p>
+          <w:p>
             <w:r>
               <w:rPr>
                 <w:b/>
@@ -605,9 +1437,12 @@
             <w:tcW w:w="2460" w:type="dxa"/>
           </w:tcPr>
           <w:p>
-            <w:r>
-              <w:t>getUserByIdSchema</w:t>
-            </w:r>
+            <w:proofErr w:type="spellStart"/>
+            <w:r>
+              <w:lastRenderedPageBreak/>
+              <w:t>userResponseSchemaArray</w:t>
+            </w:r>
+            <w:proofErr w:type="spellEnd"/>
           </w:p>
         </w:tc>
         <w:tc>
@@ -626,661 +1461,18 @@
           </w:tcPr>
           <w:p>
             <w:r>
-              <w:t>{</w:t>
-            </w:r>
-          </w:p>
-          <w:p>
-            <w:r>
-              <w:t>user_id</w:t>
-            </w:r>
-          </w:p>
-          <w:p>
-            <w:r>
-              <w:t>}</w:t>
-            </w:r>
-          </w:p>
-        </w:tc>
-      </w:tr>
-      <w:tr>
-        <w:trPr>
-          <w:trHeight w:val="285"/>
-        </w:trPr>
-        <w:tc>
-          <w:tcPr>
-            <w:tcW w:w="2460" w:type="dxa"/>
-          </w:tcPr>
-          <w:p>
-            <w:r>
-              <w:t>getUsersByNameSchema</w:t>
-            </w:r>
-          </w:p>
-        </w:tc>
-        <w:tc>
-          <w:tcPr>
-            <w:tcW w:w="3405" w:type="dxa"/>
-          </w:tcPr>
-          <w:p>
-            <w:r>
-              <w:t>NONE</w:t>
-            </w:r>
-          </w:p>
-        </w:tc>
-        <w:tc>
-          <w:tcPr>
-            <w:tcW w:w="3045" w:type="dxa"/>
-          </w:tcPr>
-          <w:p>
-            <w:r>
-              <w:t>{</w:t>
-            </w:r>
-          </w:p>
-          <w:p>
-            <w:r>
-              <w:t>first_name,</w:t>
-            </w:r>
-          </w:p>
-          <w:p>
-            <w:r>
-              <w:t>last_name</w:t>
-            </w:r>
-          </w:p>
-          <w:p>
-            <w:r>
-              <w:t>}</w:t>
-            </w:r>
-          </w:p>
-        </w:tc>
-      </w:tr>
-      <w:tr>
-        <w:trPr>
-          <w:trHeight w:val="13677"/>
-        </w:trPr>
-        <w:tc>
-          <w:tcPr>
-            <w:tcW w:w="2460" w:type="dxa"/>
-          </w:tcPr>
-          <w:p>
-            <w:r>
-              <w:lastRenderedPageBreak/>
-              <w:t>registerUserResponseSchema</w:t>
-            </w:r>
-          </w:p>
-        </w:tc>
-        <w:tc>
-          <w:tcPr>
-            <w:tcW w:w="3405" w:type="dxa"/>
-          </w:tcPr>
-          <w:p>
-            <w:r>
-              <w:t xml:space="preserve">shippingAddressArrayStandardSchema, </w:t>
-            </w:r>
-          </w:p>
-          <w:p>
-            <w:r>
-              <w:t>cartItemResponseArraySchema,</w:t>
-            </w:r>
-          </w:p>
-          <w:p>
-            <w:r>
-              <w:t>objectIdSchema</w:t>
-            </w:r>
-          </w:p>
-        </w:tc>
-        <w:tc>
-          <w:tcPr>
-            <w:tcW w:w="3045" w:type="dxa"/>
-          </w:tcPr>
-          <w:p>
-            <w:r>
-              <w:t>{</w:t>
-            </w:r>
-          </w:p>
-          <w:p>
-            <w:r>
-              <w:t>user_id,</w:t>
-            </w:r>
-          </w:p>
-          <w:p>
-            <w:r>
-              <w:t>docType,</w:t>
-            </w:r>
-          </w:p>
-          <w:p>
-            <w:r>
-              <w:t>date_created_at,</w:t>
-            </w:r>
-          </w:p>
-          <w:p>
-            <w:r>
-              <w:t xml:space="preserve">email, </w:t>
-            </w:r>
-          </w:p>
-          <w:p>
-            <w:r>
-              <w:t xml:space="preserve">password, </w:t>
-            </w:r>
-          </w:p>
-          <w:p>
-            <w:r>
-              <w:t xml:space="preserve">phone_number, </w:t>
-            </w:r>
-          </w:p>
-          <w:p>
-            <w:r>
-              <w:t xml:space="preserve">first_name, </w:t>
-            </w:r>
-          </w:p>
-          <w:p>
-            <w:r>
-              <w:t xml:space="preserve">last_name, </w:t>
-            </w:r>
-          </w:p>
-          <w:p>
-            <w:r>
-              <w:t xml:space="preserve">user_role, </w:t>
-            </w:r>
-          </w:p>
-          <w:p>
-            <w:r>
-              <w:t xml:space="preserve">upper_size_number, upper_size_letter, others_size_letter, email_comms_type, </w:t>
-            </w:r>
-          </w:p>
-          <w:p>
-            <w:r>
-              <w:t>sms_comms,</w:t>
-            </w:r>
-          </w:p>
-          <w:p/>
-          <w:p>
-            <w:r>
-              <w:rPr>
-                <w:b/>
-                <w:bCs/>
-              </w:rPr>
-              <w:t>ShippingAddresses</w:t>
-            </w:r>
-            <w:r>
-              <w:t>: {</w:t>
-            </w:r>
-          </w:p>
-          <w:p>
-            <w:r>
-              <w:rPr>
-                <w:b/>
-                <w:bCs/>
-              </w:rPr>
-              <w:t>_id</w:t>
-            </w:r>
-            <w:r>
-              <w:t>,</w:t>
-            </w:r>
-          </w:p>
-          <w:p>
-            <w:r>
-              <w:t>shipping_address_id,</w:t>
-            </w:r>
-          </w:p>
-          <w:p>
-            <w:r>
-              <w:t>address_type_id,</w:t>
-            </w:r>
-          </w:p>
-          <w:p>
-            <w:r>
-              <w:t>company_name,</w:t>
-            </w:r>
-          </w:p>
-          <w:p>
-            <w:r>
-              <w:t>address,</w:t>
-            </w:r>
-          </w:p>
-          <w:p>
-            <w:r>
-              <w:t>apartment,</w:t>
-            </w:r>
-          </w:p>
-          <w:p>
-            <w:r>
-              <w:t>city,</w:t>
-            </w:r>
-          </w:p>
-          <w:p>
-            <w:r>
-              <w:t>administrative_division,</w:t>
-            </w:r>
-          </w:p>
-          <w:p>
-            <w:r>
-              <w:t>country,</w:t>
-            </w:r>
-          </w:p>
-          <w:p>
-            <w:r>
-              <w:t>postal_area,</w:t>
-            </w:r>
-          </w:p>
-          <w:p>
-            <w:r>
-              <w:t>phone_number</w:t>
-            </w:r>
-          </w:p>
-          <w:p>
-            <w:r>
-              <w:t>},</w:t>
-            </w:r>
-          </w:p>
-          <w:p/>
-          <w:p>
-            <w:r>
-              <w:rPr>
-                <w:b/>
-                <w:bCs/>
-              </w:rPr>
-              <w:t>CartItems</w:t>
-            </w:r>
-            <w:r>
-              <w:t>: {</w:t>
-            </w:r>
-          </w:p>
-          <w:p>
-            <w:r>
-              <w:t>cart_item_id,</w:t>
-            </w:r>
-          </w:p>
-          <w:p>
-            <w:r>
-              <w:t>product_id,</w:t>
-            </w:r>
-          </w:p>
-          <w:p>
-            <w:r>
-              <w:t>sku,</w:t>
-            </w:r>
-          </w:p>
-          <w:p>
-            <w:r>
-              <w:t>cart_item_name,</w:t>
-            </w:r>
-          </w:p>
-          <w:p>
-            <w:r>
-              <w:t>cart_item_price,</w:t>
-            </w:r>
-          </w:p>
-          <w:p>
-            <w:r>
-              <w:t>cart_item_image_uri,</w:t>
-            </w:r>
-          </w:p>
-          <w:p>
-            <w:r>
-              <w:t>cart_item_quantity,</w:t>
-            </w:r>
-          </w:p>
-          <w:p>
-            <w:r>
-              <w:rPr>
-                <w:b/>
-                <w:bCs/>
-              </w:rPr>
-              <w:t>_id</w:t>
-            </w:r>
-          </w:p>
-          <w:p>
-            <w:r>
-              <w:t>},</w:t>
-            </w:r>
-          </w:p>
-          <w:p>
-            <w:r>
-              <w:rPr>
-                <w:b/>
-                <w:bCs/>
-              </w:rPr>
-              <w:t>_id</w:t>
-            </w:r>
-            <w:r>
-              <w:t>,</w:t>
-            </w:r>
-          </w:p>
-          <w:p>
-            <w:r>
-              <w:rPr>
-                <w:b/>
-                <w:bCs/>
-              </w:rPr>
-              <w:t>__v</w:t>
-            </w:r>
-          </w:p>
-          <w:p>
-            <w:r>
-              <w:t>}</w:t>
-            </w:r>
-          </w:p>
-        </w:tc>
-      </w:tr>
-      <w:tr>
-        <w:trPr>
-          <w:trHeight w:val="285"/>
-        </w:trPr>
-        <w:tc>
-          <w:tcPr>
-            <w:tcW w:w="2460" w:type="dxa"/>
-          </w:tcPr>
-          <w:p>
-            <w:r>
-              <w:lastRenderedPageBreak/>
-              <w:t>userShippingAddressResponseSchema</w:t>
-            </w:r>
-          </w:p>
-        </w:tc>
-        <w:tc>
-          <w:tcPr>
-            <w:tcW w:w="3405" w:type="dxa"/>
-          </w:tcPr>
-          <w:p>
-            <w:r>
-              <w:t>objectIdSchema,</w:t>
-            </w:r>
-          </w:p>
-          <w:p>
-            <w:r>
-              <w:t>createShippingAddressResponseArraySchema,</w:t>
-            </w:r>
-          </w:p>
-          <w:p>
-            <w:r>
-              <w:t>cartItemResponseArraySchema</w:t>
-            </w:r>
-          </w:p>
-        </w:tc>
-        <w:tc>
-          <w:tcPr>
-            <w:tcW w:w="3045" w:type="dxa"/>
-          </w:tcPr>
-          <w:p>
-            <w:r>
-              <w:t>{</w:t>
-            </w:r>
-          </w:p>
-          <w:p>
-            <w:r>
-              <w:rPr>
-                <w:b/>
-                <w:bCs/>
-              </w:rPr>
-              <w:t>_id</w:t>
-            </w:r>
-            <w:r>
-              <w:t>,</w:t>
-            </w:r>
-          </w:p>
-          <w:p>
-            <w:r>
-              <w:t>user_id,</w:t>
-            </w:r>
-          </w:p>
-          <w:p>
-            <w:r>
-              <w:t>docType,</w:t>
-            </w:r>
-          </w:p>
-          <w:p>
-            <w:r>
-              <w:t>date_created_at,</w:t>
-            </w:r>
-          </w:p>
-          <w:p>
-            <w:r>
-              <w:t xml:space="preserve">email, </w:t>
-            </w:r>
-          </w:p>
-          <w:p>
-            <w:r>
-              <w:t xml:space="preserve">password, </w:t>
-            </w:r>
-          </w:p>
-          <w:p>
-            <w:r>
-              <w:t xml:space="preserve">phone_number, </w:t>
-            </w:r>
-          </w:p>
-          <w:p>
-            <w:r>
-              <w:t xml:space="preserve">first_name, </w:t>
-            </w:r>
-          </w:p>
-          <w:p>
-            <w:r>
-              <w:t xml:space="preserve">last_name, </w:t>
-            </w:r>
-          </w:p>
-          <w:p>
-            <w:r>
-              <w:t xml:space="preserve">user_role, </w:t>
-            </w:r>
-          </w:p>
-          <w:p>
-            <w:r>
-              <w:t xml:space="preserve">upper_size_number, upper_size_letter, others_size_letter, email_comms_type, </w:t>
-            </w:r>
-          </w:p>
-          <w:p>
-            <w:r>
-              <w:t>sms_comms,</w:t>
-            </w:r>
-          </w:p>
-          <w:p>
-            <w:r>
-              <w:rPr>
-                <w:b/>
-                <w:bCs/>
-              </w:rPr>
-              <w:t>ShippingAddresses</w:t>
-            </w:r>
-            <w:r>
-              <w:t>: {</w:t>
-            </w:r>
-          </w:p>
-          <w:p>
-            <w:r>
-              <w:rPr>
-                <w:b/>
-                <w:bCs/>
-              </w:rPr>
-              <w:t>_id</w:t>
-            </w:r>
-            <w:r>
-              <w:t>,</w:t>
-            </w:r>
-          </w:p>
-          <w:p>
-            <w:r>
-              <w:t>shipping_address_id,</w:t>
-            </w:r>
-          </w:p>
-          <w:p>
-            <w:r>
-              <w:t>address_type_id,</w:t>
-            </w:r>
-          </w:p>
-          <w:p>
-            <w:r>
-              <w:t>company_name,</w:t>
-            </w:r>
-          </w:p>
-          <w:p>
-            <w:r>
-              <w:t>address,</w:t>
-            </w:r>
-          </w:p>
-          <w:p>
-            <w:r>
-              <w:t>apartment,</w:t>
-            </w:r>
-          </w:p>
-          <w:p>
-            <w:r>
-              <w:t>city,</w:t>
-            </w:r>
-          </w:p>
-          <w:p>
-            <w:r>
-              <w:t>administrative_division,</w:t>
-            </w:r>
-          </w:p>
-          <w:p>
-            <w:r>
-              <w:t>country,</w:t>
-            </w:r>
-          </w:p>
-          <w:p>
-            <w:r>
-              <w:t>postal_area,</w:t>
-            </w:r>
-          </w:p>
-          <w:p>
-            <w:pPr>
-              <w:rPr>
-                <w:b/>
-                <w:bCs/>
-              </w:rPr>
-            </w:pPr>
-            <w:r>
-              <w:t>phone_number</w:t>
-            </w:r>
-          </w:p>
-          <w:p>
-            <w:r>
-              <w:t>},</w:t>
-            </w:r>
-          </w:p>
-          <w:p>
-            <w:r>
-              <w:rPr>
-                <w:b/>
-                <w:bCs/>
-              </w:rPr>
-              <w:t>CartItems</w:t>
-            </w:r>
-            <w:r>
-              <w:t>: {</w:t>
-            </w:r>
-          </w:p>
-          <w:p>
-            <w:r>
-              <w:t>cart_item_id,</w:t>
-            </w:r>
-          </w:p>
-          <w:p>
-            <w:r>
-              <w:t>product_id,</w:t>
-            </w:r>
-          </w:p>
-          <w:p>
-            <w:r>
-              <w:t>sku,</w:t>
-            </w:r>
-          </w:p>
-          <w:p>
-            <w:r>
-              <w:t>cart_item_name,</w:t>
-            </w:r>
-          </w:p>
-          <w:p>
-            <w:r>
-              <w:t>cart_item_price,</w:t>
-            </w:r>
-          </w:p>
-          <w:p>
-            <w:r>
-              <w:t>cart_item_image_uri,</w:t>
-            </w:r>
-          </w:p>
-          <w:p>
-            <w:r>
-              <w:t>cart_item_quantity,</w:t>
-            </w:r>
-          </w:p>
-          <w:p>
-            <w:r>
-              <w:rPr>
-                <w:b/>
-                <w:bCs/>
-              </w:rPr>
-              <w:t>_id</w:t>
-            </w:r>
-          </w:p>
-          <w:p>
-            <w:r>
-              <w:t>},</w:t>
-            </w:r>
-          </w:p>
-          <w:p>
-            <w:r>
-              <w:rPr>
-                <w:b/>
-                <w:bCs/>
-              </w:rPr>
-              <w:t>__v</w:t>
-            </w:r>
-          </w:p>
-          <w:p>
-            <w:r>
-              <w:t>}</w:t>
-            </w:r>
-          </w:p>
-        </w:tc>
-      </w:tr>
-      <w:tr>
-        <w:trPr>
-          <w:trHeight w:val="285"/>
-        </w:trPr>
-        <w:tc>
-          <w:tcPr>
-            <w:tcW w:w="2460" w:type="dxa"/>
-          </w:tcPr>
-          <w:p>
-            <w:r>
-              <w:t>userResponseGenericSchemaArray</w:t>
-            </w:r>
-          </w:p>
-        </w:tc>
-        <w:tc>
-          <w:tcPr>
-            <w:tcW w:w="3405" w:type="dxa"/>
-          </w:tcPr>
-          <w:p>
-            <w:r>
-              <w:t>NONE</w:t>
-            </w:r>
-          </w:p>
-        </w:tc>
-        <w:tc>
-          <w:tcPr>
-            <w:tcW w:w="3045" w:type="dxa"/>
-          </w:tcPr>
-          <w:p>
-            <w:r>
-              <w:t>Array of userResponseGenericSchema</w:t>
-            </w:r>
+              <w:t xml:space="preserve">Array of </w:t>
+            </w:r>
+            <w:proofErr w:type="spellStart"/>
+            <w:r>
+              <w:t>userResponseSchema</w:t>
+            </w:r>
+            <w:proofErr w:type="spellEnd"/>
           </w:p>
         </w:tc>
       </w:tr>
     </w:tbl>
-    <w:p>
-      <w:r>
-        <w:rPr>
-          <w:b/>
-          <w:bCs/>
-        </w:rPr>
-        <w:t xml:space="preserve">NOTE: </w:t>
-      </w:r>
-      <w:r>
-        <w:t>createShippingAddressResponseSchema and shippingAddressStandardSchema are the same.</w:t>
-      </w:r>
-    </w:p>
+    <w:p/>
     <w:sectPr>
       <w:pgSz w:w="11906" w:h="16838"/>
       <w:pgMar w:top="1440" w:right="1440" w:bottom="1440" w:left="1440" w:header="708" w:footer="708" w:gutter="0"/>
